--- a/Gabriel/Java Backend/GABRIEL POPA.docx
+++ b/Gabriel/Java Backend/GABRIEL POPA.docx
@@ -164,66 +164,10 @@
           <w:sz w:val="20"/>
           <w:szCs w:val="28"/>
         </w:rPr>
-        <w:t>, Romania</w:t>
-      </w:r>
-      <w:r>
-        <w:rPr>
-          <w:rStyle w:val="NormalWebChar"/>
-          <w:rFonts w:asciiTheme="majorBidi" w:hAnsiTheme="majorBidi" w:cstheme="majorBidi"/>
-          <w:b/>
-          <w:bCs/>
-          <w:color w:val="000000" w:themeColor="text1"/>
-          <w:sz w:val="20"/>
-          <w:szCs w:val="28"/>
-        </w:rPr>
-        <w:t xml:space="preserve"> | </w:t>
-      </w:r>
-      <w:r>
-        <w:rPr>
-          <w:rStyle w:val="NormalWebChar"/>
-          <w:rFonts w:asciiTheme="majorBidi" w:hAnsiTheme="majorBidi" w:cstheme="majorBidi"/>
-          <w:b/>
-          <w:bCs/>
-          <w:color w:val="000000" w:themeColor="text1"/>
-          <w:sz w:val="20"/>
-          <w:szCs w:val="28"/>
-        </w:rPr>
-        <w:t xml:space="preserve">+40 764309991 | </w:t>
-      </w:r>
-      <w:r>
-        <w:rPr>
-          <w:rFonts w:asciiTheme="majorBidi" w:eastAsia="Times New Roman" w:hAnsiTheme="majorBidi" w:cstheme="majorBidi"/>
-          <w:b/>
-          <w:bCs/>
-          <w:color w:val="000000" w:themeColor="text1"/>
-          <w:szCs w:val="27"/>
-          <w:lang w:eastAsia="en-US"/>
-        </w:rPr>
-        <w:t>popagabriel0523@outlook.com</w:t>
-      </w:r>
-      <w:r>
-        <w:rPr>
-          <w:rFonts w:asciiTheme="majorBidi" w:eastAsia="Times New Roman" w:hAnsiTheme="majorBidi" w:cstheme="majorBidi"/>
-          <w:b/>
-          <w:bCs/>
-          <w:color w:val="000000" w:themeColor="text1"/>
-          <w:szCs w:val="27"/>
-          <w:lang w:eastAsia="en-US"/>
-        </w:rPr>
-        <w:t xml:space="preserve"> | </w:t>
-      </w:r>
-      <w:r>
-        <w:rPr>
-          <w:rStyle w:val="NormalWebChar"/>
-          <w:rFonts w:asciiTheme="majorBidi" w:hAnsiTheme="majorBidi" w:cstheme="majorBidi"/>
-          <w:b/>
-          <w:bCs/>
-          <w:color w:val="000000" w:themeColor="text1"/>
-          <w:sz w:val="20"/>
-          <w:szCs w:val="27"/>
-        </w:rPr>
-        <w:t>https://www.linkedin.com/in/gabriel-popa-89ba643a4/</w:t>
-      </w:r>
+        <w:t>, Romania | +40 764309991 | gabrielpdev@outlook.com | https://www.linkedin.com/in/gabriel-popa-12890b414/</w:t>
+      </w:r>
+      <w:bookmarkStart w:id="0" w:name="_GoBack"/>
+      <w:bookmarkEnd w:id="0"/>
     </w:p>
     <w:p>
       <w:pPr>
@@ -252,8 +196,6 @@
         </w:rPr>
         <w:t>ABOUT ME</w:t>
       </w:r>
-      <w:bookmarkStart w:id="0" w:name="_GoBack"/>
-      <w:bookmarkEnd w:id="0"/>
     </w:p>
     <w:p>
       <w:pPr>
@@ -407,7 +349,6 @@
         </w:rPr>
         <w:t xml:space="preserve">, </w:t>
       </w:r>
-      <w:proofErr w:type="spellStart"/>
       <w:r>
         <w:rPr>
           <w:rStyle w:val="Strong"/>
@@ -416,7 +357,6 @@
         </w:rPr>
         <w:t>Docker</w:t>
       </w:r>
-      <w:proofErr w:type="spellEnd"/>
       <w:r>
         <w:rPr>
           <w:rFonts w:ascii="Times New Roman" w:hAnsi="Times New Roman" w:cs="Times New Roman"/>
@@ -621,7 +561,6 @@
         </w:rPr>
         <w:t xml:space="preserve">, </w:t>
       </w:r>
-      <w:proofErr w:type="spellStart"/>
       <w:r>
         <w:rPr>
           <w:rFonts w:ascii="Times New Roman" w:eastAsia="Times New Roman" w:hAnsi="Times New Roman" w:cs="Times New Roman"/>
@@ -633,7 +572,6 @@
         </w:rPr>
         <w:t>PostgreSQL</w:t>
       </w:r>
-      <w:proofErr w:type="spellEnd"/>
       <w:r>
         <w:rPr>
           <w:rFonts w:ascii="Times New Roman" w:eastAsia="Times New Roman" w:hAnsi="Times New Roman" w:cs="Times New Roman"/>
@@ -711,9 +649,17 @@
           <w:szCs w:val="24"/>
           <w:lang w:eastAsia="en-US"/>
         </w:rPr>
-        <w:t xml:space="preserve">Cloud &amp; </w:t>
-      </w:r>
-      <w:proofErr w:type="spellStart"/>
+        <w:t>Cloud &amp; DevOps:</w:t>
+      </w:r>
+      <w:r>
+        <w:rPr>
+          <w:rFonts w:ascii="Times New Roman" w:eastAsia="Times New Roman" w:hAnsi="Times New Roman" w:cs="Times New Roman"/>
+          <w:sz w:val="22"/>
+          <w:szCs w:val="24"/>
+          <w:lang w:eastAsia="en-US"/>
+        </w:rPr>
+        <w:t xml:space="preserve"> </w:t>
+      </w:r>
       <w:r>
         <w:rPr>
           <w:rFonts w:ascii="Times New Roman" w:eastAsia="Times New Roman" w:hAnsi="Times New Roman" w:cs="Times New Roman"/>
@@ -723,9 +669,17 @@
           <w:szCs w:val="24"/>
           <w:lang w:eastAsia="en-US"/>
         </w:rPr>
-        <w:t>DevOps</w:t>
-      </w:r>
-      <w:proofErr w:type="spellEnd"/>
+        <w:t>Azure App Service</w:t>
+      </w:r>
+      <w:r>
+        <w:rPr>
+          <w:rFonts w:ascii="Times New Roman" w:eastAsia="Times New Roman" w:hAnsi="Times New Roman" w:cs="Times New Roman"/>
+          <w:sz w:val="22"/>
+          <w:szCs w:val="24"/>
+          <w:lang w:eastAsia="en-US"/>
+        </w:rPr>
+        <w:t xml:space="preserve">, </w:t>
+      </w:r>
       <w:r>
         <w:rPr>
           <w:rFonts w:ascii="Times New Roman" w:eastAsia="Times New Roman" w:hAnsi="Times New Roman" w:cs="Times New Roman"/>
@@ -735,16 +689,16 @@
           <w:szCs w:val="24"/>
           <w:lang w:eastAsia="en-US"/>
         </w:rPr>
-        <w:t>:</w:t>
-      </w:r>
-      <w:r>
-        <w:rPr>
-          <w:rFonts w:ascii="Times New Roman" w:eastAsia="Times New Roman" w:hAnsi="Times New Roman" w:cs="Times New Roman"/>
-          <w:sz w:val="22"/>
-          <w:szCs w:val="24"/>
-          <w:lang w:eastAsia="en-US"/>
-        </w:rPr>
-        <w:t xml:space="preserve"> </w:t>
+        <w:t>Azure Functions</w:t>
+      </w:r>
+      <w:r>
+        <w:rPr>
+          <w:rFonts w:ascii="Times New Roman" w:eastAsia="Times New Roman" w:hAnsi="Times New Roman" w:cs="Times New Roman"/>
+          <w:sz w:val="22"/>
+          <w:szCs w:val="24"/>
+          <w:lang w:eastAsia="en-US"/>
+        </w:rPr>
+        <w:t xml:space="preserve">, </w:t>
       </w:r>
       <w:r>
         <w:rPr>
@@ -755,46 +709,6 @@
           <w:szCs w:val="24"/>
           <w:lang w:eastAsia="en-US"/>
         </w:rPr>
-        <w:t>Azure App Service</w:t>
-      </w:r>
-      <w:r>
-        <w:rPr>
-          <w:rFonts w:ascii="Times New Roman" w:eastAsia="Times New Roman" w:hAnsi="Times New Roman" w:cs="Times New Roman"/>
-          <w:sz w:val="22"/>
-          <w:szCs w:val="24"/>
-          <w:lang w:eastAsia="en-US"/>
-        </w:rPr>
-        <w:t xml:space="preserve">, </w:t>
-      </w:r>
-      <w:r>
-        <w:rPr>
-          <w:rFonts w:ascii="Times New Roman" w:eastAsia="Times New Roman" w:hAnsi="Times New Roman" w:cs="Times New Roman"/>
-          <w:b/>
-          <w:bCs/>
-          <w:sz w:val="22"/>
-          <w:szCs w:val="24"/>
-          <w:lang w:eastAsia="en-US"/>
-        </w:rPr>
-        <w:t>Azure Functions</w:t>
-      </w:r>
-      <w:r>
-        <w:rPr>
-          <w:rFonts w:ascii="Times New Roman" w:eastAsia="Times New Roman" w:hAnsi="Times New Roman" w:cs="Times New Roman"/>
-          <w:sz w:val="22"/>
-          <w:szCs w:val="24"/>
-          <w:lang w:eastAsia="en-US"/>
-        </w:rPr>
-        <w:t xml:space="preserve">, </w:t>
-      </w:r>
-      <w:r>
-        <w:rPr>
-          <w:rFonts w:ascii="Times New Roman" w:eastAsia="Times New Roman" w:hAnsi="Times New Roman" w:cs="Times New Roman"/>
-          <w:b/>
-          <w:bCs/>
-          <w:sz w:val="22"/>
-          <w:szCs w:val="24"/>
-          <w:lang w:eastAsia="en-US"/>
-        </w:rPr>
         <w:t>Azure SQL</w:t>
       </w:r>
       <w:r>
@@ -804,7 +718,7 @@
           <w:szCs w:val="24"/>
           <w:lang w:eastAsia="en-US"/>
         </w:rPr>
-        <w:t xml:space="preserve">, Blob Storage, Azure </w:t>
+        <w:t xml:space="preserve">, Blob Storage, Azure DevOps, Docker, Kubernetes basics, </w:t>
       </w:r>
       <w:proofErr w:type="spellStart"/>
       <w:r>
@@ -814,7 +728,7 @@
           <w:szCs w:val="24"/>
           <w:lang w:eastAsia="en-US"/>
         </w:rPr>
-        <w:t>DevOps</w:t>
+        <w:t>Git</w:t>
       </w:r>
       <w:proofErr w:type="spellEnd"/>
       <w:r>
@@ -824,107 +738,7 @@
           <w:szCs w:val="24"/>
           <w:lang w:eastAsia="en-US"/>
         </w:rPr>
-        <w:t xml:space="preserve">, </w:t>
-      </w:r>
-      <w:proofErr w:type="spellStart"/>
-      <w:r>
-        <w:rPr>
-          <w:rFonts w:ascii="Times New Roman" w:eastAsia="Times New Roman" w:hAnsi="Times New Roman" w:cs="Times New Roman"/>
-          <w:sz w:val="22"/>
-          <w:szCs w:val="24"/>
-          <w:lang w:eastAsia="en-US"/>
-        </w:rPr>
-        <w:t>Docker</w:t>
-      </w:r>
-      <w:proofErr w:type="spellEnd"/>
-      <w:r>
-        <w:rPr>
-          <w:rFonts w:ascii="Times New Roman" w:eastAsia="Times New Roman" w:hAnsi="Times New Roman" w:cs="Times New Roman"/>
-          <w:sz w:val="22"/>
-          <w:szCs w:val="24"/>
-          <w:lang w:eastAsia="en-US"/>
-        </w:rPr>
-        <w:t xml:space="preserve">, </w:t>
-      </w:r>
-      <w:proofErr w:type="spellStart"/>
-      <w:r>
-        <w:rPr>
-          <w:rFonts w:ascii="Times New Roman" w:eastAsia="Times New Roman" w:hAnsi="Times New Roman" w:cs="Times New Roman"/>
-          <w:sz w:val="22"/>
-          <w:szCs w:val="24"/>
-          <w:lang w:eastAsia="en-US"/>
-        </w:rPr>
-        <w:t>Kubernetes</w:t>
-      </w:r>
-      <w:proofErr w:type="spellEnd"/>
-      <w:r>
-        <w:rPr>
-          <w:rFonts w:ascii="Times New Roman" w:eastAsia="Times New Roman" w:hAnsi="Times New Roman" w:cs="Times New Roman"/>
-          <w:sz w:val="22"/>
-          <w:szCs w:val="24"/>
-          <w:lang w:eastAsia="en-US"/>
-        </w:rPr>
-        <w:t xml:space="preserve"> basics, </w:t>
-      </w:r>
-      <w:proofErr w:type="spellStart"/>
-      <w:r>
-        <w:rPr>
-          <w:rFonts w:ascii="Times New Roman" w:eastAsia="Times New Roman" w:hAnsi="Times New Roman" w:cs="Times New Roman"/>
-          <w:sz w:val="22"/>
-          <w:szCs w:val="24"/>
-          <w:lang w:eastAsia="en-US"/>
-        </w:rPr>
-        <w:t>Git</w:t>
-      </w:r>
-      <w:proofErr w:type="spellEnd"/>
-      <w:r>
-        <w:rPr>
-          <w:rFonts w:ascii="Times New Roman" w:eastAsia="Times New Roman" w:hAnsi="Times New Roman" w:cs="Times New Roman"/>
-          <w:sz w:val="22"/>
-          <w:szCs w:val="24"/>
-          <w:lang w:eastAsia="en-US"/>
-        </w:rPr>
-        <w:t xml:space="preserve">, </w:t>
-      </w:r>
-      <w:proofErr w:type="spellStart"/>
-      <w:r>
-        <w:rPr>
-          <w:rFonts w:ascii="Times New Roman" w:eastAsia="Times New Roman" w:hAnsi="Times New Roman" w:cs="Times New Roman"/>
-          <w:sz w:val="22"/>
-          <w:szCs w:val="24"/>
-          <w:lang w:eastAsia="en-US"/>
-        </w:rPr>
-        <w:t>GitHub</w:t>
-      </w:r>
-      <w:proofErr w:type="spellEnd"/>
-      <w:r>
-        <w:rPr>
-          <w:rFonts w:ascii="Times New Roman" w:eastAsia="Times New Roman" w:hAnsi="Times New Roman" w:cs="Times New Roman"/>
-          <w:sz w:val="22"/>
-          <w:szCs w:val="24"/>
-          <w:lang w:eastAsia="en-US"/>
-        </w:rPr>
-        <w:t xml:space="preserve"> Actions, Jenkins, CI/CD pipelines, Linux, </w:t>
-      </w:r>
-      <w:proofErr w:type="spellStart"/>
-      <w:r>
-        <w:rPr>
-          <w:rFonts w:ascii="Times New Roman" w:eastAsia="Times New Roman" w:hAnsi="Times New Roman" w:cs="Times New Roman"/>
-          <w:sz w:val="22"/>
-          <w:szCs w:val="24"/>
-          <w:lang w:eastAsia="en-US"/>
-        </w:rPr>
-        <w:t>Nginx</w:t>
-      </w:r>
-      <w:proofErr w:type="spellEnd"/>
-      <w:r>
-        <w:rPr>
-          <w:rFonts w:ascii="Times New Roman" w:eastAsia="Times New Roman" w:hAnsi="Times New Roman" w:cs="Times New Roman"/>
-          <w:sz w:val="22"/>
-          <w:szCs w:val="24"/>
-          <w:lang w:eastAsia="en-US"/>
-        </w:rPr>
-        <w:t>, IIS, release automation, deployment troubleshooting</w:t>
+        <w:t>, GitHub Actions, Jenkins, CI/CD pipelines, Linux, Nginx, IIS, release automation, deployment troubleshooting</w:t>
       </w:r>
     </w:p>
     <w:p>
@@ -943,7 +757,6 @@
           <w:lang w:eastAsia="en-US"/>
         </w:rPr>
       </w:pPr>
-      <w:proofErr w:type="spellStart"/>
       <w:r>
         <w:rPr>
           <w:rFonts w:ascii="Times New Roman" w:eastAsia="Times New Roman" w:hAnsi="Times New Roman" w:cs="Times New Roman"/>
@@ -953,48 +766,16 @@
           <w:szCs w:val="24"/>
           <w:lang w:eastAsia="en-US"/>
         </w:rPr>
-        <w:t>Observability</w:t>
-      </w:r>
-      <w:proofErr w:type="spellEnd"/>
-      <w:r>
-        <w:rPr>
-          <w:rFonts w:ascii="Times New Roman" w:eastAsia="Times New Roman" w:hAnsi="Times New Roman" w:cs="Times New Roman"/>
-          <w:b/>
-          <w:bCs/>
-          <w:sz w:val="22"/>
-          <w:szCs w:val="24"/>
-          <w:lang w:eastAsia="en-US"/>
-        </w:rPr>
-        <w:t xml:space="preserve"> / Quality / Security:</w:t>
-      </w:r>
-      <w:r>
-        <w:rPr>
-          <w:rFonts w:ascii="Times New Roman" w:eastAsia="Times New Roman" w:hAnsi="Times New Roman" w:cs="Times New Roman"/>
-          <w:sz w:val="22"/>
-          <w:szCs w:val="24"/>
-          <w:lang w:eastAsia="en-US"/>
-        </w:rPr>
-        <w:t xml:space="preserve"> </w:t>
-      </w:r>
-      <w:proofErr w:type="spellStart"/>
-      <w:r>
-        <w:rPr>
-          <w:rFonts w:ascii="Times New Roman" w:eastAsia="Times New Roman" w:hAnsi="Times New Roman" w:cs="Times New Roman"/>
-          <w:sz w:val="22"/>
-          <w:szCs w:val="24"/>
-          <w:lang w:eastAsia="en-US"/>
-        </w:rPr>
-        <w:t>JUnit</w:t>
-      </w:r>
-      <w:proofErr w:type="spellEnd"/>
-      <w:r>
-        <w:rPr>
-          <w:rFonts w:ascii="Times New Roman" w:eastAsia="Times New Roman" w:hAnsi="Times New Roman" w:cs="Times New Roman"/>
-          <w:sz w:val="22"/>
-          <w:szCs w:val="24"/>
-          <w:lang w:eastAsia="en-US"/>
-        </w:rPr>
-        <w:t xml:space="preserve">, </w:t>
+        <w:t>Observability / Quality / Security:</w:t>
+      </w:r>
+      <w:r>
+        <w:rPr>
+          <w:rFonts w:ascii="Times New Roman" w:eastAsia="Times New Roman" w:hAnsi="Times New Roman" w:cs="Times New Roman"/>
+          <w:sz w:val="22"/>
+          <w:szCs w:val="24"/>
+          <w:lang w:eastAsia="en-US"/>
+        </w:rPr>
+        <w:t xml:space="preserve"> JUnit, </w:t>
       </w:r>
       <w:proofErr w:type="spellStart"/>
       <w:r>
@@ -1487,27 +1268,7 @@
           <w:lang w:eastAsia="en-US"/>
         </w:rPr>
         <w:lastRenderedPageBreak/>
-        <w:t xml:space="preserve">Improved release reliability by standardizing </w:t>
-      </w:r>
-      <w:proofErr w:type="spellStart"/>
-      <w:r>
-        <w:rPr>
-          <w:rFonts w:ascii="Times New Roman" w:eastAsia="Times New Roman" w:hAnsi="Times New Roman" w:cs="Times New Roman"/>
-          <w:sz w:val="22"/>
-          <w:szCs w:val="24"/>
-          <w:lang w:eastAsia="en-US"/>
-        </w:rPr>
-        <w:t>Docker</w:t>
-      </w:r>
-      <w:proofErr w:type="spellEnd"/>
-      <w:r>
-        <w:rPr>
-          <w:rFonts w:ascii="Times New Roman" w:eastAsia="Times New Roman" w:hAnsi="Times New Roman" w:cs="Times New Roman"/>
-          <w:sz w:val="22"/>
-          <w:szCs w:val="24"/>
-          <w:lang w:eastAsia="en-US"/>
-        </w:rPr>
-        <w:t xml:space="preserve"> build behavior, tightening environment-specific configuration, and introducing stronger validation steps in CI/CD, which helped reduce deployment-related regressions by </w:t>
+        <w:t xml:space="preserve">Improved release reliability by standardizing Docker build behavior, tightening environment-specific configuration, and introducing stronger validation steps in CI/CD, which helped reduce deployment-related regressions by </w:t>
       </w:r>
       <w:r>
         <w:rPr>
@@ -2040,7 +1801,6 @@
         </w:rPr>
         <w:t xml:space="preserve">Helped standardize containerized workflows with </w:t>
       </w:r>
-      <w:proofErr w:type="spellStart"/>
       <w:r>
         <w:rPr>
           <w:rStyle w:val="Strong"/>
@@ -2049,7 +1809,6 @@
         </w:rPr>
         <w:t>Docker</w:t>
       </w:r>
-      <w:proofErr w:type="spellEnd"/>
       <w:r>
         <w:rPr>
           <w:sz w:val="22"/>
@@ -5904,7 +5663,6 @@
       <w:jc w:val="both"/>
     </w:pPr>
     <w:tblPr>
-      <w:tblInd w:w="0" w:type="dxa"/>
       <w:tblBorders>
         <w:top w:val="single" w:sz="4" w:space="0" w:color="auto"/>
         <w:left w:val="single" w:sz="4" w:space="0" w:color="auto"/>
@@ -5913,12 +5671,6 @@
         <w:insideH w:val="single" w:sz="4" w:space="0" w:color="auto"/>
         <w:insideV w:val="single" w:sz="4" w:space="0" w:color="auto"/>
       </w:tblBorders>
-      <w:tblCellMar>
-        <w:top w:w="0" w:type="dxa"/>
-        <w:left w:w="108" w:type="dxa"/>
-        <w:bottom w:w="0" w:type="dxa"/>
-        <w:right w:w="108" w:type="dxa"/>
-      </w:tblCellMar>
     </w:tblPr>
   </w:style>
   <w:style w:type="character" w:customStyle="1" w:styleId="NormalWebChar">
@@ -6202,7 +5954,6 @@
       <w:jc w:val="both"/>
     </w:pPr>
     <w:tblPr>
-      <w:tblInd w:w="0" w:type="dxa"/>
       <w:tblBorders>
         <w:top w:val="single" w:sz="4" w:space="0" w:color="auto"/>
         <w:left w:val="single" w:sz="4" w:space="0" w:color="auto"/>
@@ -6211,12 +5962,6 @@
         <w:insideH w:val="single" w:sz="4" w:space="0" w:color="auto"/>
         <w:insideV w:val="single" w:sz="4" w:space="0" w:color="auto"/>
       </w:tblBorders>
-      <w:tblCellMar>
-        <w:top w:w="0" w:type="dxa"/>
-        <w:left w:w="108" w:type="dxa"/>
-        <w:bottom w:w="0" w:type="dxa"/>
-        <w:right w:w="108" w:type="dxa"/>
-      </w:tblCellMar>
     </w:tblPr>
   </w:style>
   <w:style w:type="character" w:customStyle="1" w:styleId="NormalWebChar">

--- a/Gabriel/Java Backend/GABRIEL POPA.docx
+++ b/Gabriel/Java Backend/GABRIEL POPA.docx
@@ -166,8 +166,6 @@
         </w:rPr>
         <w:t>, Romania | +40 764309991 | gabrielpdev@outlook.com | https://www.linkedin.com/in/gabriel-popa-12890b414/</w:t>
       </w:r>
-      <w:bookmarkStart w:id="0" w:name="_GoBack"/>
-      <w:bookmarkEnd w:id="0"/>
     </w:p>
     <w:p>
       <w:pPr>
@@ -948,8 +946,10 @@
           <w:sz w:val="22"/>
           <w:szCs w:val="28"/>
         </w:rPr>
-        <w:t xml:space="preserve">2024 – </w:t>
-      </w:r>
+        <w:t xml:space="preserve"> </w:t>
+      </w:r>
+      <w:bookmarkStart w:id="0" w:name="_GoBack"/>
+      <w:bookmarkEnd w:id="0"/>
       <w:r>
         <w:rPr>
           <w:rFonts w:asciiTheme="majorBidi" w:hAnsiTheme="majorBidi" w:cstheme="majorBidi"/>
@@ -957,7 +957,25 @@
           <w:sz w:val="22"/>
           <w:szCs w:val="28"/>
         </w:rPr>
-        <w:t>Dec 2025)</w:t>
+        <w:t xml:space="preserve">2024 – </w:t>
+      </w:r>
+      <w:r>
+        <w:rPr>
+          <w:rFonts w:asciiTheme="majorBidi" w:hAnsiTheme="majorBidi" w:cstheme="majorBidi"/>
+          <w:i/>
+          <w:sz w:val="22"/>
+          <w:szCs w:val="28"/>
+        </w:rPr>
+        <w:t>May 2026</w:t>
+      </w:r>
+      <w:r>
+        <w:rPr>
+          <w:rFonts w:asciiTheme="majorBidi" w:hAnsiTheme="majorBidi" w:cstheme="majorBidi"/>
+          <w:i/>
+          <w:sz w:val="22"/>
+          <w:szCs w:val="28"/>
+        </w:rPr>
+        <w:t>)</w:t>
       </w:r>
     </w:p>
     <w:p>
@@ -2240,7 +2258,7 @@
           <w:sz w:val="22"/>
           <w:szCs w:val="28"/>
         </w:rPr>
-        <w:t>Sept</w:t>
+        <w:t>Sep</w:t>
       </w:r>
       <w:r>
         <w:rPr>
